--- a/public/downloads/2026行動通訊實務競賽-更換隊員同意書(空)_r1.docx
+++ b/public/downloads/2026行動通訊實務競賽-更換隊員同意書(空)_r1.docx
@@ -1844,167 +1844,204 @@
           <w:sz w:val="22"/>
           <w:szCs w:val="22"/>
         </w:rPr>
-        <w:t>備註：最晚應於</w:t>
-      </w:r>
-      <w:r>
-        <w:rPr>
-          <w:rFonts w:ascii="Times New Roman" w:eastAsia="標楷體" w:hAnsi="Times New Roman" w:hint="eastAsia"/>
-          <w:bCs/>
+        <w:t>備註：</w:t>
+      </w:r>
+      <w:r>
+        <w:rPr>
+          <w:rFonts w:ascii="Times New Roman" w:eastAsia="標楷體" w:hAnsi="Times New Roman" w:hint="eastAsia"/>
+          <w:bCs/>
+          <w:color w:val="FF0000"/>
           <w:kern w:val="0"/>
           <w:sz w:val="22"/>
           <w:szCs w:val="22"/>
         </w:rPr>
-        <w:t xml:space="preserve"> 11</w:t>
-      </w:r>
-      <w:r>
-        <w:rPr>
-          <w:rFonts w:ascii="Times New Roman" w:eastAsia="標楷體" w:hAnsi="Times New Roman" w:hint="eastAsia"/>
-          <w:bCs/>
+        <w:t>最晚應於</w:t>
+      </w:r>
+      <w:r>
+        <w:rPr>
+          <w:rFonts w:ascii="Times New Roman" w:eastAsia="標楷體" w:hAnsi="Times New Roman" w:hint="eastAsia"/>
+          <w:bCs/>
+          <w:color w:val="FF0000"/>
           <w:kern w:val="0"/>
           <w:sz w:val="22"/>
           <w:szCs w:val="22"/>
         </w:rPr>
-        <w:t>5</w:t>
-      </w:r>
-      <w:r>
-        <w:rPr>
-          <w:rFonts w:ascii="Times New Roman" w:eastAsia="標楷體" w:hAnsi="Times New Roman" w:hint="eastAsia"/>
-          <w:bCs/>
+        <w:t xml:space="preserve"> 11</w:t>
+      </w:r>
+      <w:r>
+        <w:rPr>
+          <w:rFonts w:ascii="Times New Roman" w:eastAsia="標楷體" w:hAnsi="Times New Roman" w:hint="eastAsia"/>
+          <w:bCs/>
+          <w:color w:val="FF0000"/>
           <w:kern w:val="0"/>
           <w:sz w:val="22"/>
           <w:szCs w:val="22"/>
         </w:rPr>
-        <w:t xml:space="preserve"> </w:t>
-      </w:r>
-      <w:r>
-        <w:rPr>
-          <w:rFonts w:ascii="Times New Roman" w:eastAsia="標楷體" w:hAnsi="Times New Roman" w:hint="eastAsia"/>
-          <w:bCs/>
+        <w:t>5</w:t>
+      </w:r>
+      <w:r>
+        <w:rPr>
+          <w:rFonts w:ascii="Times New Roman" w:eastAsia="標楷體" w:hAnsi="Times New Roman" w:hint="eastAsia"/>
+          <w:bCs/>
+          <w:color w:val="FF0000"/>
           <w:kern w:val="0"/>
           <w:sz w:val="22"/>
           <w:szCs w:val="22"/>
         </w:rPr>
-        <w:t>年</w:t>
-      </w:r>
-      <w:r>
-        <w:rPr>
-          <w:rFonts w:ascii="Times New Roman" w:eastAsia="標楷體" w:hAnsi="Times New Roman" w:hint="eastAsia"/>
-          <w:bCs/>
+        <w:t xml:space="preserve"> </w:t>
+      </w:r>
+      <w:r>
+        <w:rPr>
+          <w:rFonts w:ascii="Times New Roman" w:eastAsia="標楷體" w:hAnsi="Times New Roman" w:hint="eastAsia"/>
+          <w:bCs/>
+          <w:color w:val="FF0000"/>
           <w:kern w:val="0"/>
           <w:sz w:val="22"/>
           <w:szCs w:val="22"/>
         </w:rPr>
-        <w:t xml:space="preserve"> 11</w:t>
-      </w:r>
-      <w:r>
-        <w:rPr>
-          <w:rFonts w:ascii="Times New Roman" w:eastAsia="標楷體" w:hAnsi="Times New Roman" w:hint="eastAsia"/>
-          <w:bCs/>
+        <w:t>年</w:t>
+      </w:r>
+      <w:r>
+        <w:rPr>
+          <w:rFonts w:ascii="Times New Roman" w:eastAsia="標楷體" w:hAnsi="Times New Roman" w:hint="eastAsia"/>
+          <w:bCs/>
+          <w:color w:val="FF0000"/>
           <w:kern w:val="0"/>
           <w:sz w:val="22"/>
           <w:szCs w:val="22"/>
         </w:rPr>
-        <w:t>月</w:t>
-      </w:r>
-      <w:r>
-        <w:rPr>
-          <w:rFonts w:ascii="Times New Roman" w:eastAsia="標楷體" w:hAnsi="Times New Roman" w:hint="eastAsia"/>
-          <w:bCs/>
+        <w:t xml:space="preserve"> 11</w:t>
+      </w:r>
+      <w:r>
+        <w:rPr>
+          <w:rFonts w:ascii="Times New Roman" w:eastAsia="標楷體" w:hAnsi="Times New Roman" w:hint="eastAsia"/>
+          <w:bCs/>
+          <w:color w:val="FF0000"/>
           <w:kern w:val="0"/>
           <w:sz w:val="22"/>
           <w:szCs w:val="22"/>
         </w:rPr>
-        <w:t xml:space="preserve"> </w:t>
-      </w:r>
-      <w:r>
-        <w:rPr>
-          <w:rFonts w:ascii="Times New Roman" w:eastAsia="標楷體" w:hAnsi="Times New Roman" w:hint="eastAsia"/>
-          <w:bCs/>
+        <w:t>月</w:t>
+      </w:r>
+      <w:r>
+        <w:rPr>
+          <w:rFonts w:ascii="Times New Roman" w:eastAsia="標楷體" w:hAnsi="Times New Roman" w:hint="eastAsia"/>
+          <w:bCs/>
+          <w:color w:val="FF0000"/>
           <w:kern w:val="0"/>
           <w:sz w:val="22"/>
           <w:szCs w:val="22"/>
         </w:rPr>
-        <w:t>06</w:t>
-      </w:r>
-      <w:r>
-        <w:rPr>
-          <w:rFonts w:ascii="Times New Roman" w:eastAsia="標楷體" w:hAnsi="Times New Roman" w:hint="eastAsia"/>
-          <w:bCs/>
+        <w:t xml:space="preserve"> </w:t>
+      </w:r>
+      <w:r>
+        <w:rPr>
+          <w:rFonts w:ascii="Times New Roman" w:eastAsia="標楷體" w:hAnsi="Times New Roman" w:hint="eastAsia"/>
+          <w:bCs/>
+          <w:color w:val="FF0000"/>
           <w:kern w:val="0"/>
           <w:sz w:val="22"/>
           <w:szCs w:val="22"/>
         </w:rPr>
-        <w:t xml:space="preserve"> </w:t>
-      </w:r>
-      <w:r>
-        <w:rPr>
-          <w:rFonts w:ascii="Times New Roman" w:eastAsia="標楷體" w:hAnsi="Times New Roman" w:hint="eastAsia"/>
-          <w:bCs/>
+        <w:t>06</w:t>
+      </w:r>
+      <w:r>
+        <w:rPr>
+          <w:rFonts w:ascii="Times New Roman" w:eastAsia="標楷體" w:hAnsi="Times New Roman" w:hint="eastAsia"/>
+          <w:bCs/>
+          <w:color w:val="FF0000"/>
           <w:kern w:val="0"/>
           <w:sz w:val="22"/>
           <w:szCs w:val="22"/>
         </w:rPr>
-        <w:t>日（週</w:t>
-      </w:r>
-      <w:r>
-        <w:rPr>
-          <w:rFonts w:ascii="Times New Roman" w:eastAsia="標楷體" w:hAnsi="Times New Roman" w:hint="eastAsia"/>
-          <w:bCs/>
+        <w:t xml:space="preserve"> </w:t>
+      </w:r>
+      <w:r>
+        <w:rPr>
+          <w:rFonts w:ascii="Times New Roman" w:eastAsia="標楷體" w:hAnsi="Times New Roman" w:hint="eastAsia"/>
+          <w:bCs/>
+          <w:color w:val="FF0000"/>
           <w:kern w:val="0"/>
           <w:sz w:val="22"/>
           <w:szCs w:val="22"/>
         </w:rPr>
-        <w:t>五</w:t>
-      </w:r>
-      <w:r>
-        <w:rPr>
-          <w:rFonts w:ascii="Times New Roman" w:eastAsia="標楷體" w:hAnsi="Times New Roman" w:hint="eastAsia"/>
-          <w:bCs/>
+        <w:t>日（週</w:t>
+      </w:r>
+      <w:r>
+        <w:rPr>
+          <w:rFonts w:ascii="Times New Roman" w:eastAsia="標楷體" w:hAnsi="Times New Roman" w:hint="eastAsia"/>
+          <w:bCs/>
+          <w:color w:val="FF0000"/>
           <w:kern w:val="0"/>
           <w:sz w:val="22"/>
           <w:szCs w:val="22"/>
         </w:rPr>
-        <w:t>）</w:t>
-      </w:r>
-      <w:r>
-        <w:rPr>
-          <w:rFonts w:ascii="Times New Roman" w:eastAsia="標楷體" w:hAnsi="Times New Roman" w:hint="eastAsia"/>
-          <w:bCs/>
+        <w:t>五</w:t>
+      </w:r>
+      <w:r>
+        <w:rPr>
+          <w:rFonts w:ascii="Times New Roman" w:eastAsia="標楷體" w:hAnsi="Times New Roman" w:hint="eastAsia"/>
+          <w:bCs/>
+          <w:color w:val="FF0000"/>
           <w:kern w:val="0"/>
           <w:sz w:val="22"/>
           <w:szCs w:val="22"/>
         </w:rPr>
-        <w:t>下午</w:t>
-      </w:r>
-      <w:r>
-        <w:rPr>
-          <w:rFonts w:ascii="Times New Roman" w:eastAsia="標楷體" w:hAnsi="Times New Roman" w:hint="eastAsia"/>
-          <w:bCs/>
+        <w:t>）</w:t>
+      </w:r>
+      <w:r>
+        <w:rPr>
+          <w:rFonts w:ascii="Times New Roman" w:eastAsia="標楷體" w:hAnsi="Times New Roman" w:hint="eastAsia"/>
+          <w:bCs/>
+          <w:color w:val="FF0000"/>
           <w:kern w:val="0"/>
           <w:sz w:val="22"/>
           <w:szCs w:val="22"/>
         </w:rPr>
-        <w:t>5</w:t>
-      </w:r>
-      <w:r>
-        <w:rPr>
-          <w:rFonts w:ascii="Times New Roman" w:eastAsia="標楷體" w:hAnsi="Times New Roman" w:hint="eastAsia"/>
-          <w:bCs/>
+        <w:t>下午</w:t>
+      </w:r>
+      <w:r>
+        <w:rPr>
+          <w:rFonts w:ascii="Times New Roman" w:eastAsia="標楷體" w:hAnsi="Times New Roman" w:hint="eastAsia"/>
+          <w:bCs/>
+          <w:color w:val="FF0000"/>
           <w:kern w:val="0"/>
           <w:sz w:val="22"/>
           <w:szCs w:val="22"/>
         </w:rPr>
-        <w:t>點</w:t>
-      </w:r>
-      <w:r>
-        <w:rPr>
-          <w:rFonts w:ascii="Times New Roman" w:eastAsia="標楷體" w:hAnsi="Times New Roman" w:hint="eastAsia"/>
-          <w:bCs/>
+        <w:t>5</w:t>
+      </w:r>
+      <w:r>
+        <w:rPr>
+          <w:rFonts w:ascii="Times New Roman" w:eastAsia="標楷體" w:hAnsi="Times New Roman" w:hint="eastAsia"/>
+          <w:bCs/>
+          <w:color w:val="FF0000"/>
           <w:kern w:val="0"/>
           <w:sz w:val="22"/>
           <w:szCs w:val="22"/>
         </w:rPr>
-        <w:t>前將此檔案寄到主辦單位聯絡窗口</w:t>
+        <w:t>點</w:t>
+      </w:r>
+      <w:r>
+        <w:rPr>
+          <w:rFonts w:ascii="Times New Roman" w:eastAsia="標楷體" w:hAnsi="Times New Roman" w:hint="eastAsia"/>
+          <w:bCs/>
+          <w:color w:val="FF0000"/>
+          <w:kern w:val="0"/>
+          <w:sz w:val="22"/>
+          <w:szCs w:val="22"/>
+        </w:rPr>
+        <w:t>前</w:t>
+      </w:r>
+      <w:r>
+        <w:rPr>
+          <w:rFonts w:ascii="Times New Roman" w:eastAsia="標楷體" w:hAnsi="Times New Roman" w:hint="eastAsia"/>
+          <w:bCs/>
+          <w:kern w:val="0"/>
+          <w:sz w:val="22"/>
+          <w:szCs w:val="22"/>
+        </w:rPr>
+        <w:t>將此檔案寄到主辦單位聯絡窗口</w:t>
       </w:r>
       <w:r>
         <w:rPr>
